--- a/итог_2/ДНЕВНИК.docx
+++ b/итог_2/ДНЕВНИК.docx
@@ -927,19 +927,19 @@
               <w:jc w:val="center"/>
             </w:pPr>
             <w:r>
-              <w:t>20</w:t>
+              <w:t>15</w:t>
             </w:r>
             <w:r>
               <w:t>.0</w:t>
             </w:r>
             <w:r>
-              <w:t>5</w:t>
+              <w:t>4</w:t>
             </w:r>
             <w:r>
               <w:t>.202</w:t>
             </w:r>
             <w:r>
-              <w:t>5</w:t>
+              <w:t>6</w:t>
             </w:r>
           </w:p>
         </w:tc>
@@ -1047,19 +1047,19 @@
               <w:jc w:val="center"/>
             </w:pPr>
             <w:r>
-              <w:t>20</w:t>
+              <w:t>15</w:t>
             </w:r>
             <w:r>
               <w:t>.0</w:t>
             </w:r>
             <w:r>
-              <w:t>5</w:t>
+              <w:t>4</w:t>
             </w:r>
             <w:r>
               <w:t>.202</w:t>
             </w:r>
             <w:r>
-              <w:t>5</w:t>
+              <w:t>6</w:t>
             </w:r>
           </w:p>
         </w:tc>
@@ -1152,19 +1152,13 @@
               <w:jc w:val="center"/>
             </w:pPr>
             <w:r>
-              <w:t>20</w:t>
-            </w:r>
-            <w:r>
-              <w:t>.0</w:t>
-            </w:r>
-            <w:r>
-              <w:t>5</w:t>
-            </w:r>
-            <w:r>
-              <w:t>.202</w:t>
-            </w:r>
-            <w:r>
-              <w:t>5</w:t>
+              <w:t>15</w:t>
+            </w:r>
+            <w:r>
+              <w:t>.0.202</w:t>
+            </w:r>
+            <w:r>
+              <w:t>6</w:t>
             </w:r>
           </w:p>
         </w:tc>
@@ -1191,15 +1185,7 @@
               <w:t xml:space="preserve"> БД в полном соответствии с поставленной задачей и</w:t>
             </w:r>
             <w:r>
-              <w:t xml:space="preserve"> применением </w:t>
-            </w:r>
-            <w:proofErr w:type="spellStart"/>
-            <w:r>
-              <w:t>case</w:t>
-            </w:r>
-            <w:proofErr w:type="spellEnd"/>
-            <w:r>
-              <w:t>-средств</w:t>
+              <w:t xml:space="preserve"> применением case-средств</w:t>
             </w:r>
           </w:p>
         </w:tc>
@@ -1262,19 +1248,19 @@
               <w:jc w:val="center"/>
             </w:pPr>
             <w:r>
-              <w:t>21</w:t>
+              <w:t>16</w:t>
             </w:r>
             <w:r>
               <w:t>.0</w:t>
             </w:r>
             <w:r>
-              <w:t>5</w:t>
+              <w:t>4</w:t>
             </w:r>
             <w:r>
               <w:t>.202</w:t>
             </w:r>
             <w:r>
-              <w:t>5</w:t>
+              <w:t>6</w:t>
             </w:r>
           </w:p>
         </w:tc>
@@ -1376,19 +1362,19 @@
               <w:jc w:val="center"/>
             </w:pPr>
             <w:r>
-              <w:t>21</w:t>
+              <w:t>16</w:t>
             </w:r>
             <w:r>
               <w:t>.0</w:t>
             </w:r>
             <w:r>
-              <w:t>5</w:t>
+              <w:t>4</w:t>
             </w:r>
             <w:r>
               <w:t>.202</w:t>
             </w:r>
             <w:r>
-              <w:t>5</w:t>
+              <w:t>6</w:t>
             </w:r>
           </w:p>
         </w:tc>
@@ -1474,19 +1460,19 @@
               <w:jc w:val="center"/>
             </w:pPr>
             <w:r>
-              <w:t>22</w:t>
+              <w:t>17</w:t>
             </w:r>
             <w:r>
               <w:t>.0</w:t>
             </w:r>
             <w:r>
-              <w:t>5</w:t>
+              <w:t>4</w:t>
             </w:r>
             <w:r>
               <w:t>.202</w:t>
             </w:r>
             <w:r>
-              <w:t>5</w:t>
+              <w:t>6</w:t>
             </w:r>
           </w:p>
         </w:tc>
@@ -1570,19 +1556,19 @@
               <w:jc w:val="center"/>
             </w:pPr>
             <w:r>
-              <w:t>23</w:t>
+              <w:t>17</w:t>
             </w:r>
             <w:r>
               <w:t>.0</w:t>
             </w:r>
             <w:r>
-              <w:t>5</w:t>
+              <w:t>4</w:t>
             </w:r>
             <w:r>
               <w:t>.202</w:t>
             </w:r>
             <w:r>
-              <w:t>5</w:t>
+              <w:t>6</w:t>
             </w:r>
           </w:p>
         </w:tc>
@@ -1677,19 +1663,19 @@
               <w:jc w:val="center"/>
             </w:pPr>
             <w:r>
-              <w:t>26</w:t>
+              <w:t>17</w:t>
             </w:r>
             <w:r>
               <w:t>.0</w:t>
             </w:r>
             <w:r>
-              <w:t>5</w:t>
+              <w:t>4</w:t>
             </w:r>
             <w:r>
               <w:t>.202</w:t>
             </w:r>
             <w:r>
-              <w:t>5</w:t>
+              <w:t>6</w:t>
             </w:r>
           </w:p>
         </w:tc>
